--- a/teacher-tools/activity-guides/2-1-activity-teacher.docx
+++ b/teacher-tools/activity-guides/2-1-activity-teacher.docx
@@ -46,7 +46,7 @@
           <w:sz w:val="20"/>
           <w:szCs w:val="20"/>
         </w:rPr>
-        <w:t xml:space="preserve">Lesson 2-1 — Interpret Division of Fractions  ·  6.NS.1</w:t>
+        <w:t xml:space="preserve">Lesson 2-1 — Interpret Division of Fractions  ·  6.NOS.1</w:t>
       </w:r>
     </w:p>
     <w:p>
@@ -772,6 +772,36 @@
           <w:szCs w:val="22"/>
         </w:rPr>
         <w:t xml:space="preserve">Hint: The dividend is the total you start with (9 feet); the divisor is the size of each piece (1/4 foot) — do not flip them.</w:t>
+      </w:r>
+    </w:p>
+    <w:p>
+      <w:pPr>
+        <w:shd w:fill="0E7C86" w:color="auto" w:val="clear"/>
+        <w:spacing w:after="80" w:before="160"/>
+      </w:pPr>
+      <w:r>
+        <w:rPr>
+          <w:rFonts w:ascii="Calibri" w:cs="Calibri" w:eastAsia="Calibri" w:hAnsi="Calibri"/>
+          <w:b/>
+          <w:bCs/>
+          <w:color w:val="FFFFFF"/>
+          <w:sz w:val="22"/>
+          <w:szCs w:val="22"/>
+        </w:rPr>
+        <w:t xml:space="preserve">Match 6 · fraction-bars</w:t>
+      </w:r>
+    </w:p>
+    <w:p>
+      <w:pPr>
+        <w:spacing w:after="120" w:before="0"/>
+      </w:pPr>
+      <w:r>
+        <w:rPr>
+          <w:rFonts w:ascii="Calibri" w:cs="Calibri" w:eastAsia="Calibri" w:hAnsi="Calibri"/>
+          <w:sz w:val="22"/>
+          <w:szCs w:val="22"/>
+        </w:rPr>
+        <w:t xml:space="preserve">Build 3/4 on the top bar: set the bar to 4 equal parts and shade 3. Then build 1/4 on the comparison bar and confirm 3/4 &gt; 1/4. Count how many 1/4-size pieces fit inside your shaded 3/4 — that count is exactly 3/4 ÷ 1/4.</w:t>
       </w:r>
     </w:p>
     <w:sectPr>
